--- a/.deploy/statement-reply-release-20261018-01/after/backend/app/data/contracts/03_მიუკერძოებლობის_პოლიტიკა.docx
+++ b/.deploy/statement-reply-release-20261018-01/after/backend/app/data/contracts/03_მიუკერძოებლობის_პოლიტიკა.docx
@@ -3165,7 +3165,7 @@
           <w:color w:val="000000"/>
           <w:sz w:val="21"/>
         </w:rPr>
-        <w:t>გ) თუ კანდიდატი თავად არის ინსტიტუტის თანამშრომელი (მათ შორის, საგამოცდო მენეჯერი) ან მოწვეული პირი, საკუთარი საგამოცდო სესიის მიმდინარეობისას მას ეზღუდება ადმინისტრაციული წვდომა საგამოცდო პლატფორმაზე, ხოლო საგამოცდო ვარიანტის ფორმირება და შეფასება ხორციელდება საერთო წესით — საერთო საგამოცდო ბაზიდან პროგრამული შემთხვევითი შერჩევისა და ავტომატიზებული ქულათა დათვლის პრინციპით, დამოუკიდებელი საგამოცდო ზედამხედველის მეთვალყურეობით;</w:t>
+        <w:t>გ) საგამოცდო მენეჯერი (როგორც მოქმედი საგამოცდო კითხვებისა და პროექტების ბაზის უშუალო შემდგენი/ადმინისტრატორი) მოქმედ საგამოცდო ბაზაზე ავტორობისა და ადმინისტრაციული წვდომის პერიოდში ინსტიტუტში სასერტიფიკაციო გამოცდას არ აბარებს (მისი სერტიფიცირება დასაშვებია მხოლოდ დამოუკიდებელი ექსპერტის მიერ მისი მონაწილეობის გარეშე შედგენილი/განახლებული საგამოცდო ბაზით და ადმინისტრაციული წვდომის წინასწარი სრული შეზღუდვით). სხვა თანამშრომლის ან მოწვეული პირის მიერ გამოცდის ჩაბარებისას მას არ გააჩნია წვდომა კითხვების ბაზასა და ადმინისტრაციულ პანელზე, ხოლო საგამოცდო ვარიანტის ფორმირება და შეფასება ხორციელდება საერთო წესით — საერთო საგამოცდო ბაზიდან პროგრამული შემთხვევითი შერჩევისა და ავტომატიზებული ქულათა დათვლის პრინციპით, დამოუკიდებელი საგამოცდო ზედამხედველის მეთვალყურეობით;</w:t>
       </w:r>
     </w:p>
     <w:p>
